--- a/poetry/freeform/flotsam-and-jetsam/i-am-from-the-future.docx
+++ b/poetry/freeform/flotsam-and-jetsam/i-am-from-the-future.docx
@@ -52,8 +52,9 @@
         <w:br/>
         <w:t>like the oracle at Delphi,</w:t>
       </w:r>
-    </w:p>
-    <w:p>
+      <w:r>
+        <w:br/>
+      </w:r>
       <w:r>
         <w:t xml:space="preserve">and so I know that </w:t>
       </w:r>
